--- a/assets/docs/20260409 NZISF seminar.docx
+++ b/assets/docs/20260409 NZISF seminar.docx
@@ -150,7 +150,7 @@
           <w:lang w:eastAsia="en-NZ"/>
         </w:rPr>
         <w:drawing>
-          <wp:anchor distT="0" distB="0" distL="114300" distR="114300" simplePos="0" relativeHeight="251658240" behindDoc="0" locked="0" layoutInCell="1" allowOverlap="1" wp14:anchorId="19A4510E" wp14:editId="1EB86849">
+          <wp:anchor distT="0" distB="0" distL="114300" distR="114300" simplePos="0" relativeHeight="251658240" behindDoc="0" locked="0" layoutInCell="1" allowOverlap="1" wp14:anchorId="19A4510E" wp14:editId="44BCDCE7">
             <wp:simplePos x="0" y="0"/>
             <wp:positionH relativeFrom="column">
               <wp:posOffset>-57150</wp:posOffset>
@@ -728,7 +728,7 @@
           <w:lang w:eastAsia="en-NZ"/>
         </w:rPr>
         <w:drawing>
-          <wp:inline distT="0" distB="0" distL="0" distR="0" wp14:anchorId="751768BF" wp14:editId="72FEAB2B">
+          <wp:inline distT="0" distB="0" distL="0" distR="0" wp14:anchorId="751768BF" wp14:editId="1C735200">
             <wp:extent cx="1952625" cy="285750"/>
             <wp:effectExtent l="0" t="0" r="9525" b="0"/>
             <wp:docPr id="1343734945" name="Picture 12">
@@ -815,10 +815,10 @@
         </w:numPr>
       </w:pPr>
       <w:r>
-        <w:t>Registrations will be accepted until the morning of Wednesday, 1</w:t>
-      </w:r>
-      <w:r>
-        <w:t>0</w:t>
+        <w:t xml:space="preserve">Registrations will be accepted until the morning of Wednesday, </w:t>
+      </w:r>
+      <w:r>
+        <w:t>8</w:t>
       </w:r>
       <w:r>
         <w:rPr>
@@ -841,10 +841,10 @@
         </w:numPr>
       </w:pPr>
       <w:r>
-        <w:t>ZOOM login will be circulated to attenders on Wednesday, 1</w:t>
-      </w:r>
-      <w:r>
-        <w:t>0</w:t>
+        <w:t xml:space="preserve">ZOOM login will be circulated to attenders on Wednesday, </w:t>
+      </w:r>
+      <w:r>
+        <w:t>8</w:t>
       </w:r>
       <w:r>
         <w:rPr>
@@ -3061,6 +3061,15 @@
 </file>
 
 <file path=customXml/item2.xml><?xml version="1.0" encoding="utf-8"?>
+<?mso-contentType ?>
+<FormTemplates xmlns="http://schemas.microsoft.com/sharepoint/v3/contenttype/forms">
+  <Display>DocumentLibraryForm</Display>
+  <Edit>DocumentLibraryForm</Edit>
+  <New>DocumentLibraryForm</New>
+</FormTemplates>
+</file>
+
+<file path=customXml/item3.xml><?xml version="1.0" encoding="utf-8"?>
 <p:properties xmlns:p="http://schemas.microsoft.com/office/2006/metadata/properties" xmlns:xsi="http://www.w3.org/2001/XMLSchema-instance" xmlns:pc="http://schemas.microsoft.com/office/infopath/2007/PartnerControls">
   <documentManagement>
     <_ip_UnifiedCompliancePolicyUIAction xmlns="http://schemas.microsoft.com/sharepoint/v3" xsi:nil="true"/>
@@ -3068,15 +3077,6 @@
     <_ip_UnifiedCompliancePolicyProperties xmlns="http://schemas.microsoft.com/sharepoint/v3" xsi:nil="true"/>
   </documentManagement>
 </p:properties>
-</file>
-
-<file path=customXml/item3.xml><?xml version="1.0" encoding="utf-8"?>
-<?mso-contentType ?>
-<FormTemplates xmlns="http://schemas.microsoft.com/sharepoint/v3/contenttype/forms">
-  <Display>DocumentLibraryForm</Display>
-  <Edit>DocumentLibraryForm</Edit>
-  <New>DocumentLibraryForm</New>
-</FormTemplates>
 </file>
 
 <file path=customXml/itemProps1.xml><?xml version="1.0" encoding="utf-8"?>
@@ -3099,6 +3099,14 @@
 </file>
 
 <file path=customXml/itemProps2.xml><?xml version="1.0" encoding="utf-8"?>
+<ds:datastoreItem xmlns:ds="http://schemas.openxmlformats.org/officeDocument/2006/customXml" ds:itemID="{E58E1250-F6BC-4B0D-9A17-3894644BD990}">
+  <ds:schemaRefs>
+    <ds:schemaRef ds:uri="http://schemas.microsoft.com/sharepoint/v3/contenttype/forms"/>
+  </ds:schemaRefs>
+</ds:datastoreItem>
+</file>
+
+<file path=customXml/itemProps3.xml><?xml version="1.0" encoding="utf-8"?>
 <ds:datastoreItem xmlns:ds="http://schemas.openxmlformats.org/officeDocument/2006/customXml" ds:itemID="{CE10D2BC-8031-463E-A3B2-93EBE1FAB998}">
   <ds:schemaRefs>
     <ds:schemaRef ds:uri="http://schemas.microsoft.com/office/2006/metadata/properties"/>
@@ -3107,12 +3115,4 @@
     <ds:schemaRef ds:uri="a016a432-996c-4312-8a69-fb6cfb280423"/>
   </ds:schemaRefs>
 </ds:datastoreItem>
-</file>
-
-<file path=customXml/itemProps3.xml><?xml version="1.0" encoding="utf-8"?>
-<ds:datastoreItem xmlns:ds="http://schemas.openxmlformats.org/officeDocument/2006/customXml" ds:itemID="{E58E1250-F6BC-4B0D-9A17-3894644BD990}">
-  <ds:schemaRefs>
-    <ds:schemaRef ds:uri="http://schemas.microsoft.com/sharepoint/v3/contenttype/forms"/>
-  </ds:schemaRefs>
-</ds:datastoreItem>
 </file>